--- a/dbms doc.docx
+++ b/dbms doc.docx
@@ -47,7 +47,21 @@
         <w:rPr>
           <w:sz w:val="24"/>
         </w:rPr>
-        <w:t>A Project Report Submitted in the partial fulfillment of the requirements for the award of the degree of</w:t>
+        <w:t xml:space="preserve">A Project Report Submitted in the partial </w:t>
+      </w:r>
+      <w:proofErr w:type="spellStart"/>
+      <w:r>
+        <w:rPr>
+          <w:sz w:val="24"/>
+        </w:rPr>
+        <w:t>fulfillment</w:t>
+      </w:r>
+      <w:proofErr w:type="spellEnd"/>
+      <w:r>
+        <w:rPr>
+          <w:sz w:val="24"/>
+        </w:rPr>
+        <w:t xml:space="preserve"> of the requirements for the award of the degree of</w:t>
       </w:r>
     </w:p>
     <w:p>
@@ -131,6 +145,7 @@
               <w:ind w:left="0" w:right="0" w:firstLine="0"/>
               <w:jc w:val="left"/>
             </w:pPr>
+            <w:proofErr w:type="gramStart"/>
             <w:r>
               <w:rPr>
                 <w:b/>
@@ -139,6 +154,7 @@
               </w:rPr>
               <w:t>JAHNAVI .Y</w:t>
             </w:r>
+            <w:proofErr w:type="gramEnd"/>
           </w:p>
         </w:tc>
         <w:tc>
@@ -217,6 +233,7 @@
                 <w:color w:val="EE0000"/>
               </w:rPr>
             </w:pPr>
+            <w:proofErr w:type="gramStart"/>
             <w:r>
               <w:rPr>
                 <w:b/>
@@ -225,6 +242,7 @@
               </w:rPr>
               <w:t>B.BHAVITHA</w:t>
             </w:r>
+            <w:proofErr w:type="gramEnd"/>
           </w:p>
         </w:tc>
         <w:tc>
@@ -303,6 +321,7 @@
                 <w:color w:val="EE0000"/>
               </w:rPr>
             </w:pPr>
+            <w:proofErr w:type="gramStart"/>
             <w:r>
               <w:rPr>
                 <w:b/>
@@ -311,6 +330,7 @@
               </w:rPr>
               <w:t>E.VENNALA</w:t>
             </w:r>
+            <w:proofErr w:type="gramEnd"/>
           </w:p>
         </w:tc>
         <w:tc>
@@ -820,7 +840,23 @@
           <w:color w:val="EE0000"/>
           <w:sz w:val="40"/>
         </w:rPr>
-        <w:t>Event Management And Analytical Portal</w:t>
+        <w:t xml:space="preserve">Event Management </w:t>
+      </w:r>
+      <w:proofErr w:type="gramStart"/>
+      <w:r>
+        <w:rPr>
+          <w:color w:val="EE0000"/>
+          <w:sz w:val="40"/>
+        </w:rPr>
+        <w:t>And</w:t>
+      </w:r>
+      <w:proofErr w:type="gramEnd"/>
+      <w:r>
+        <w:rPr>
+          <w:color w:val="EE0000"/>
+          <w:sz w:val="40"/>
+        </w:rPr>
+        <w:t xml:space="preserve"> Analytical Portal</w:t>
       </w:r>
       <w:r>
         <w:rPr>
@@ -836,6 +872,7 @@
         </w:rPr>
         <w:t xml:space="preserve">is a record of Bonafide work of </w:t>
       </w:r>
+      <w:proofErr w:type="gramStart"/>
       <w:r>
         <w:rPr>
           <w:b/>
@@ -850,23 +887,25 @@
           <w:color w:val="70AD47"/>
           <w:sz w:val="28"/>
         </w:rPr>
-        <w:t>I - 2</w:t>
-      </w:r>
+        <w:t>I</w:t>
+      </w:r>
+      <w:proofErr w:type="gramEnd"/>
       <w:r>
         <w:rPr>
           <w:b/>
           <w:color w:val="70AD47"/>
           <w:sz w:val="28"/>
         </w:rPr>
-        <w:t>5</w:t>
-      </w:r>
+        <w:t xml:space="preserve"> - </w:t>
+      </w:r>
+      <w:proofErr w:type="gramStart"/>
       <w:r>
         <w:rPr>
           <w:b/>
           <w:color w:val="70AD47"/>
           <w:sz w:val="28"/>
         </w:rPr>
-        <w:t>200</w:t>
+        <w:t>2</w:t>
       </w:r>
       <w:r>
         <w:rPr>
@@ -874,7 +913,7 @@
           <w:color w:val="70AD47"/>
           <w:sz w:val="28"/>
         </w:rPr>
-        <w:t>30567</w:t>
+        <w:t>5</w:t>
       </w:r>
       <w:r>
         <w:rPr>
@@ -882,7 +921,7 @@
           <w:color w:val="70AD47"/>
           <w:sz w:val="28"/>
         </w:rPr>
-        <w:t xml:space="preserve"> , </w:t>
+        <w:t>200</w:t>
       </w:r>
       <w:r>
         <w:rPr>
@@ -890,7 +929,7 @@
           <w:color w:val="70AD47"/>
           <w:sz w:val="28"/>
         </w:rPr>
-        <w:t>B.BHAVITH</w:t>
+        <w:t>30567</w:t>
       </w:r>
       <w:r>
         <w:rPr>
@@ -898,23 +937,25 @@
           <w:color w:val="70AD47"/>
           <w:sz w:val="28"/>
         </w:rPr>
-        <w:t>A</w:t>
-      </w:r>
+        <w:t xml:space="preserve"> ,</w:t>
+      </w:r>
+      <w:proofErr w:type="gramEnd"/>
       <w:r>
         <w:rPr>
           <w:b/>
           <w:color w:val="70AD47"/>
           <w:sz w:val="28"/>
         </w:rPr>
-        <w:t xml:space="preserve"> - 2</w:t>
-      </w:r>
+        <w:t xml:space="preserve"> </w:t>
+      </w:r>
+      <w:proofErr w:type="gramStart"/>
       <w:r>
         <w:rPr>
           <w:b/>
           <w:color w:val="70AD47"/>
           <w:sz w:val="28"/>
         </w:rPr>
-        <w:t>5</w:t>
+        <w:t>B.BHAVITH</w:t>
       </w:r>
       <w:r>
         <w:rPr>
@@ -922,15 +963,16 @@
           <w:color w:val="70AD47"/>
           <w:sz w:val="28"/>
         </w:rPr>
-        <w:t>20030</w:t>
-      </w:r>
+        <w:t>A</w:t>
+      </w:r>
+      <w:proofErr w:type="gramEnd"/>
       <w:r>
         <w:rPr>
           <w:b/>
           <w:color w:val="70AD47"/>
           <w:sz w:val="28"/>
         </w:rPr>
-        <w:t>120</w:t>
+        <w:t xml:space="preserve"> - 2</w:t>
       </w:r>
       <w:r>
         <w:rPr>
@@ -938,7 +980,7 @@
           <w:color w:val="70AD47"/>
           <w:sz w:val="28"/>
         </w:rPr>
-        <w:t xml:space="preserve">, </w:t>
+        <w:t>5</w:t>
       </w:r>
       <w:r>
         <w:rPr>
@@ -946,7 +988,7 @@
           <w:color w:val="70AD47"/>
           <w:sz w:val="28"/>
         </w:rPr>
-        <w:t>E.VENNALA</w:t>
+        <w:t>20030</w:t>
       </w:r>
       <w:r>
         <w:rPr>
@@ -954,7 +996,7 @@
           <w:color w:val="70AD47"/>
           <w:sz w:val="28"/>
         </w:rPr>
-        <w:t xml:space="preserve"> </w:t>
+        <w:t>120</w:t>
       </w:r>
       <w:r>
         <w:rPr>
@@ -962,23 +1004,25 @@
           <w:color w:val="70AD47"/>
           <w:sz w:val="28"/>
         </w:rPr>
-        <w:t>–</w:t>
-      </w:r>
+        <w:t xml:space="preserve">, </w:t>
+      </w:r>
+      <w:proofErr w:type="gramStart"/>
       <w:r>
         <w:rPr>
           <w:b/>
           <w:color w:val="70AD47"/>
           <w:sz w:val="28"/>
         </w:rPr>
-        <w:t xml:space="preserve"> 2</w:t>
-      </w:r>
+        <w:t>E.VENNALA</w:t>
+      </w:r>
+      <w:proofErr w:type="gramEnd"/>
       <w:r>
         <w:rPr>
           <w:b/>
           <w:color w:val="70AD47"/>
           <w:sz w:val="28"/>
         </w:rPr>
-        <w:t>5</w:t>
+        <w:t xml:space="preserve"> </w:t>
       </w:r>
       <w:r>
         <w:rPr>
@@ -986,7 +1030,7 @@
           <w:color w:val="70AD47"/>
           <w:sz w:val="28"/>
         </w:rPr>
-        <w:t>20030</w:t>
+        <w:t>–</w:t>
       </w:r>
       <w:r>
         <w:rPr>
@@ -994,13 +1038,51 @@
           <w:color w:val="70AD47"/>
           <w:sz w:val="28"/>
         </w:rPr>
+        <w:t xml:space="preserve"> 2</w:t>
+      </w:r>
+      <w:r>
+        <w:rPr>
+          <w:b/>
+          <w:color w:val="70AD47"/>
+          <w:sz w:val="28"/>
+        </w:rPr>
+        <w:t>5</w:t>
+      </w:r>
+      <w:r>
+        <w:rPr>
+          <w:b/>
+          <w:color w:val="70AD47"/>
+          <w:sz w:val="28"/>
+        </w:rPr>
+        <w:t>20030</w:t>
+      </w:r>
+      <w:r>
+        <w:rPr>
+          <w:b/>
+          <w:color w:val="70AD47"/>
+          <w:sz w:val="28"/>
+        </w:rPr>
         <w:t xml:space="preserve">288 </w:t>
       </w:r>
       <w:r>
         <w:rPr>
           <w:sz w:val="28"/>
         </w:rPr>
-        <w:t>submitted in partial fulfillment for the award of B. Tech in Computer Science and Engineering (or) Computer Science and Information Technology to the K L University. The results embodied in this report have not been copied from any other departments/University/Institute</w:t>
+        <w:t xml:space="preserve">submitted in partial </w:t>
+      </w:r>
+      <w:proofErr w:type="spellStart"/>
+      <w:r>
+        <w:rPr>
+          <w:sz w:val="28"/>
+        </w:rPr>
+        <w:t>fulfillment</w:t>
+      </w:r>
+      <w:proofErr w:type="spellEnd"/>
+      <w:r>
+        <w:rPr>
+          <w:sz w:val="28"/>
+        </w:rPr>
+        <w:t xml:space="preserve"> for the award of B. Tech in Computer Science and Engineering (or) Computer Science and Information Technology to the K L University. The results embodied in this report have not been copied from any other departments/University/Institute</w:t>
       </w:r>
       <w:r>
         <w:rPr>
@@ -1015,6 +1097,7 @@
         <w:ind w:right="-15"/>
         <w:jc w:val="right"/>
       </w:pPr>
+      <w:proofErr w:type="gramStart"/>
       <w:r>
         <w:rPr>
           <w:b/>
@@ -1034,7 +1117,15 @@
           <w:b/>
           <w:sz w:val="24"/>
         </w:rPr>
-        <w:t>I – 2</w:t>
+        <w:t>I</w:t>
+      </w:r>
+      <w:proofErr w:type="gramEnd"/>
+      <w:r>
+        <w:rPr>
+          <w:b/>
+          <w:sz w:val="24"/>
+        </w:rPr>
+        <w:t xml:space="preserve"> – 2</w:t>
       </w:r>
       <w:r>
         <w:rPr>
@@ -1082,6 +1173,7 @@
           <w:sz w:val="24"/>
         </w:rPr>
       </w:pPr>
+      <w:proofErr w:type="gramStart"/>
       <w:r>
         <w:rPr>
           <w:b/>
@@ -1096,6 +1188,7 @@
         </w:rPr>
         <w:t>A</w:t>
       </w:r>
+      <w:proofErr w:type="gramEnd"/>
       <w:r>
         <w:rPr>
           <w:b/>
@@ -1138,6 +1231,7 @@
         </w:rPr>
         <w:t xml:space="preserve"> </w:t>
       </w:r>
+      <w:proofErr w:type="gramStart"/>
       <w:r>
         <w:rPr>
           <w:b/>
@@ -1152,6 +1246,7 @@
         </w:rPr>
         <w:t>A</w:t>
       </w:r>
+      <w:proofErr w:type="gramEnd"/>
       <w:r>
         <w:rPr>
           <w:b/>
@@ -1274,7 +1369,43 @@
         <w:rPr>
           <w:sz w:val="24"/>
         </w:rPr>
-        <w:t>This is certify that the mini project based report entitled</w:t>
+        <w:t xml:space="preserve">This is </w:t>
+      </w:r>
+      <w:proofErr w:type="gramStart"/>
+      <w:r>
+        <w:rPr>
+          <w:sz w:val="24"/>
+        </w:rPr>
+        <w:t>certify</w:t>
+      </w:r>
+      <w:proofErr w:type="gramEnd"/>
+      <w:r>
+        <w:rPr>
+          <w:sz w:val="24"/>
+        </w:rPr>
+        <w:t xml:space="preserve"> that the mini </w:t>
+      </w:r>
+      <w:proofErr w:type="gramStart"/>
+      <w:r>
+        <w:rPr>
+          <w:sz w:val="24"/>
+        </w:rPr>
+        <w:t>project based</w:t>
+      </w:r>
+      <w:proofErr w:type="gramEnd"/>
+      <w:r>
+        <w:rPr>
+          <w:sz w:val="24"/>
+        </w:rPr>
+        <w:t xml:space="preserve"> report </w:t>
+      </w:r>
+      <w:proofErr w:type="spellStart"/>
+      <w:proofErr w:type="gramStart"/>
+      <w:r>
+        <w:rPr>
+          <w:sz w:val="24"/>
+        </w:rPr>
+        <w:t>entitled</w:t>
       </w:r>
       <w:r>
         <w:rPr>
@@ -1284,12 +1415,37 @@
         </w:rPr>
         <w:t>“</w:t>
       </w:r>
+      <w:proofErr w:type="gramEnd"/>
       <w:r>
         <w:rPr>
           <w:color w:val="EE0000"/>
           <w:sz w:val="40"/>
         </w:rPr>
-        <w:t>Event Management And Analytical Portal</w:t>
+        <w:t>Event</w:t>
+      </w:r>
+      <w:proofErr w:type="spellEnd"/>
+      <w:r>
+        <w:rPr>
+          <w:color w:val="EE0000"/>
+          <w:sz w:val="40"/>
+        </w:rPr>
+        <w:t xml:space="preserve"> Management </w:t>
+      </w:r>
+      <w:proofErr w:type="gramStart"/>
+      <w:r>
+        <w:rPr>
+          <w:color w:val="EE0000"/>
+          <w:sz w:val="40"/>
+        </w:rPr>
+        <w:t>And</w:t>
+      </w:r>
+      <w:proofErr w:type="gramEnd"/>
+      <w:r>
+        <w:rPr>
+          <w:color w:val="EE0000"/>
+          <w:sz w:val="40"/>
+        </w:rPr>
+        <w:t xml:space="preserve"> Analytical Portal</w:t>
       </w:r>
       <w:r>
         <w:rPr>
@@ -1508,12 +1664,21 @@
           </mc:Fallback>
         </mc:AlternateContent>
       </w:r>
+      <w:proofErr w:type="spellStart"/>
       <w:r>
         <w:rPr>
           <w:sz w:val="24"/>
         </w:rPr>
-        <w:t xml:space="preserve">bonafide work done and submitted by </w:t>
-      </w:r>
+        <w:t>bonafide</w:t>
+      </w:r>
+      <w:proofErr w:type="spellEnd"/>
+      <w:r>
+        <w:rPr>
+          <w:sz w:val="24"/>
+        </w:rPr>
+        <w:t xml:space="preserve"> work done and submitted by </w:t>
+      </w:r>
+      <w:proofErr w:type="gramStart"/>
       <w:r>
         <w:rPr>
           <w:b/>
@@ -1528,23 +1693,25 @@
           <w:color w:val="70AD47"/>
           <w:sz w:val="28"/>
         </w:rPr>
-        <w:t>I - 2</w:t>
-      </w:r>
+        <w:t>I</w:t>
+      </w:r>
+      <w:proofErr w:type="gramEnd"/>
       <w:r>
         <w:rPr>
           <w:b/>
           <w:color w:val="70AD47"/>
           <w:sz w:val="28"/>
         </w:rPr>
-        <w:t>5</w:t>
-      </w:r>
+        <w:t xml:space="preserve"> - </w:t>
+      </w:r>
+      <w:proofErr w:type="gramStart"/>
       <w:r>
         <w:rPr>
           <w:b/>
           <w:color w:val="70AD47"/>
           <w:sz w:val="28"/>
         </w:rPr>
-        <w:t>200</w:t>
+        <w:t>2</w:t>
       </w:r>
       <w:r>
         <w:rPr>
@@ -1552,7 +1719,7 @@
           <w:color w:val="70AD47"/>
           <w:sz w:val="28"/>
         </w:rPr>
-        <w:t>3</w:t>
+        <w:t>5</w:t>
       </w:r>
       <w:r>
         <w:rPr>
@@ -1560,7 +1727,7 @@
           <w:color w:val="70AD47"/>
           <w:sz w:val="28"/>
         </w:rPr>
-        <w:t>0</w:t>
+        <w:t>200</w:t>
       </w:r>
       <w:r>
         <w:rPr>
@@ -1568,7 +1735,7 @@
           <w:color w:val="70AD47"/>
           <w:sz w:val="28"/>
         </w:rPr>
-        <w:t>567</w:t>
+        <w:t>3</w:t>
       </w:r>
       <w:r>
         <w:rPr>
@@ -1576,7 +1743,7 @@
           <w:color w:val="70AD47"/>
           <w:sz w:val="28"/>
         </w:rPr>
-        <w:t xml:space="preserve"> , </w:t>
+        <w:t>0</w:t>
       </w:r>
       <w:r>
         <w:rPr>
@@ -1584,7 +1751,7 @@
           <w:color w:val="70AD47"/>
           <w:sz w:val="28"/>
         </w:rPr>
-        <w:t>B.BHAVITHA</w:t>
+        <w:t>567</w:t>
       </w:r>
       <w:r>
         <w:rPr>
@@ -1592,31 +1759,34 @@
           <w:color w:val="70AD47"/>
           <w:sz w:val="28"/>
         </w:rPr>
-        <w:t xml:space="preserve"> - 2</w:t>
-      </w:r>
+        <w:t xml:space="preserve"> ,</w:t>
+      </w:r>
+      <w:proofErr w:type="gramEnd"/>
       <w:r>
         <w:rPr>
           <w:b/>
           <w:color w:val="70AD47"/>
           <w:sz w:val="28"/>
         </w:rPr>
-        <w:t>5</w:t>
-      </w:r>
+        <w:t xml:space="preserve"> </w:t>
+      </w:r>
+      <w:proofErr w:type="gramStart"/>
       <w:r>
         <w:rPr>
           <w:b/>
           <w:color w:val="70AD47"/>
           <w:sz w:val="28"/>
         </w:rPr>
-        <w:t>20030</w:t>
-      </w:r>
+        <w:t>B.BHAVITHA</w:t>
+      </w:r>
+      <w:proofErr w:type="gramEnd"/>
       <w:r>
         <w:rPr>
           <w:b/>
           <w:color w:val="70AD47"/>
           <w:sz w:val="28"/>
         </w:rPr>
-        <w:t>120</w:t>
+        <w:t xml:space="preserve"> - 2</w:t>
       </w:r>
       <w:r>
         <w:rPr>
@@ -1624,7 +1794,7 @@
           <w:color w:val="70AD47"/>
           <w:sz w:val="28"/>
         </w:rPr>
-        <w:t xml:space="preserve">, </w:t>
+        <w:t>5</w:t>
       </w:r>
       <w:r>
         <w:rPr>
@@ -1632,7 +1802,7 @@
           <w:color w:val="70AD47"/>
           <w:sz w:val="28"/>
         </w:rPr>
-        <w:t>E.VENNALA</w:t>
+        <w:t>20030</w:t>
       </w:r>
       <w:r>
         <w:rPr>
@@ -1640,7 +1810,7 @@
           <w:color w:val="70AD47"/>
           <w:sz w:val="28"/>
         </w:rPr>
-        <w:t xml:space="preserve"> - 2</w:t>
+        <w:t>120</w:t>
       </w:r>
       <w:r>
         <w:rPr>
@@ -1648,22 +1818,48 @@
           <w:color w:val="70AD47"/>
           <w:sz w:val="28"/>
         </w:rPr>
-        <w:t>5</w:t>
-      </w:r>
+        <w:t xml:space="preserve">, </w:t>
+      </w:r>
+      <w:proofErr w:type="gramStart"/>
       <w:r>
         <w:rPr>
           <w:b/>
           <w:color w:val="70AD47"/>
           <w:sz w:val="28"/>
         </w:rPr>
-        <w:t>200302</w:t>
-      </w:r>
+        <w:t>E.VENNALA</w:t>
+      </w:r>
+      <w:proofErr w:type="gramEnd"/>
       <w:r>
         <w:rPr>
           <w:b/>
           <w:color w:val="70AD47"/>
           <w:sz w:val="28"/>
         </w:rPr>
+        <w:t xml:space="preserve"> - 2</w:t>
+      </w:r>
+      <w:r>
+        <w:rPr>
+          <w:b/>
+          <w:color w:val="70AD47"/>
+          <w:sz w:val="28"/>
+        </w:rPr>
+        <w:t>5</w:t>
+      </w:r>
+      <w:r>
+        <w:rPr>
+          <w:b/>
+          <w:color w:val="70AD47"/>
+          <w:sz w:val="28"/>
+        </w:rPr>
+        <w:t>200302</w:t>
+      </w:r>
+      <w:r>
+        <w:rPr>
+          <w:b/>
+          <w:color w:val="70AD47"/>
+          <w:sz w:val="28"/>
+        </w:rPr>
         <w:t>88</w:t>
       </w:r>
     </w:p>
@@ -1677,7 +1873,21 @@
           <w:sz w:val="24"/>
         </w:rPr>
         <w:lastRenderedPageBreak/>
-        <w:t xml:space="preserve">in partial fulfillment of the requirements for the award of the degree of </w:t>
+        <w:t xml:space="preserve">in partial </w:t>
+      </w:r>
+      <w:proofErr w:type="spellStart"/>
+      <w:r>
+        <w:rPr>
+          <w:sz w:val="24"/>
+        </w:rPr>
+        <w:t>fulfillment</w:t>
+      </w:r>
+      <w:proofErr w:type="spellEnd"/>
+      <w:r>
+        <w:rPr>
+          <w:sz w:val="24"/>
+        </w:rPr>
+        <w:t xml:space="preserve"> of the requirements for the award of the degree of </w:t>
       </w:r>
       <w:r>
         <w:rPr>
@@ -1877,13 +2087,23 @@
         </w:rPr>
         <w:t xml:space="preserve">Dr </w:t>
       </w:r>
+      <w:proofErr w:type="spellStart"/>
       <w:r>
         <w:rPr>
           <w:b/>
           <w:color w:val="EE0000"/>
           <w:sz w:val="24"/>
         </w:rPr>
-        <w:t>Yerragudipadu Subbarayudu</w:t>
+        <w:t>Yerragudipadu</w:t>
+      </w:r>
+      <w:proofErr w:type="spellEnd"/>
+      <w:r>
+        <w:rPr>
+          <w:b/>
+          <w:color w:val="EE0000"/>
+          <w:sz w:val="24"/>
+        </w:rPr>
+        <w:t xml:space="preserve"> Subbarayudu</w:t>
       </w:r>
       <w:r>
         <w:rPr>
@@ -2155,7 +2375,27 @@
           <w:color w:val="C00000"/>
           <w:sz w:val="24"/>
         </w:rPr>
-        <w:t xml:space="preserve">Department for Computer Science Engineerin </w:t>
+        <w:t xml:space="preserve">Department for Computer Science </w:t>
+      </w:r>
+      <w:proofErr w:type="spellStart"/>
+      <w:r>
+        <w:rPr>
+          <w:b/>
+          <w:i/>
+          <w:color w:val="C00000"/>
+          <w:sz w:val="24"/>
+        </w:rPr>
+        <w:t>Engineerin</w:t>
+      </w:r>
+      <w:proofErr w:type="spellEnd"/>
+      <w:r>
+        <w:rPr>
+          <w:b/>
+          <w:i/>
+          <w:color w:val="C00000"/>
+          <w:sz w:val="24"/>
+        </w:rPr>
+        <w:t xml:space="preserve"> </w:t>
       </w:r>
       <w:r>
         <w:rPr>
@@ -2182,6 +2422,7 @@
         <w:ind w:right="-15"/>
         <w:jc w:val="right"/>
       </w:pPr>
+      <w:proofErr w:type="gramStart"/>
       <w:r>
         <w:rPr>
           <w:b/>
@@ -2189,6 +2430,7 @@
         </w:rPr>
         <w:t>Y.JAHNAVI</w:t>
       </w:r>
+      <w:proofErr w:type="gramEnd"/>
       <w:r>
         <w:rPr>
           <w:b/>
@@ -2214,6 +2456,7 @@
           <w:sz w:val="24"/>
         </w:rPr>
       </w:pPr>
+      <w:proofErr w:type="gramStart"/>
       <w:r>
         <w:rPr>
           <w:b/>
@@ -2221,6 +2464,7 @@
         </w:rPr>
         <w:t>B.BHAVITHA</w:t>
       </w:r>
+      <w:proofErr w:type="gramEnd"/>
       <w:r>
         <w:rPr>
           <w:b/>
@@ -2263,6 +2507,7 @@
         </w:rPr>
         <w:t xml:space="preserve"> </w:t>
       </w:r>
+      <w:proofErr w:type="gramStart"/>
       <w:r>
         <w:rPr>
           <w:b/>
@@ -2275,7 +2520,15 @@
           <w:b/>
           <w:sz w:val="24"/>
         </w:rPr>
-        <w:t>A – 2</w:t>
+        <w:t>A</w:t>
+      </w:r>
+      <w:proofErr w:type="gramEnd"/>
+      <w:r>
+        <w:rPr>
+          <w:b/>
+          <w:sz w:val="24"/>
+        </w:rPr>
+        <w:t xml:space="preserve"> – 2</w:t>
       </w:r>
       <w:r>
         <w:rPr>
@@ -2352,12 +2605,6 @@
           <w:sz w:val="24"/>
         </w:rPr>
         <w:lastRenderedPageBreak/>
-        <w:t>S</w:t>
-      </w:r>
-      <w:r>
-        <w:rPr>
-          <w:sz w:val="24"/>
-        </w:rPr>
         <w:t>Abstract</w:t>
       </w:r>
     </w:p>
@@ -2374,7 +2621,23 @@
           <w:sz w:val="22"/>
           <w:szCs w:val="22"/>
         </w:rPr>
-        <w:t>The Event Management and Analytical Portal is a web-based application proposed to simplify the organisation of events and provide useful summaries of event-related information. Event coordination often involves publishing details, collecting registrations, maintaining participant lists, sharing updates, and preparing reports. When these activities are handled through separate tools, organisers may experience duplicated information, delayed communication, and additional manual effort. The portal brings key event-management activities into one organised system. Participants can browse event details and register for events where registration is enabled. Organisers can maintain event information and review participant records, while administrators can oversee the functions assigned to their role. The analytical component summarises stored information such as event counts, registrations by event or category, and attendance totals when attendance data is available. The project follows a layered application design that separates the user interface, application logic, and data storage. The proposed implementation can use common web technologies, a server-side API, and a relational database. Testing should cover event listing, event creation, registration workflows, access permissions, and the consistency of analytical results. The portal provides a foundation that can be extended with notifications, calendar integration, QR-based attendance, and additional reporting. The final report and screenshots should be aligned with the features actually implemented by the team.</w:t>
+        <w:t xml:space="preserve">The Event Management and Analytical Portal </w:t>
+      </w:r>
+      <w:proofErr w:type="gramStart"/>
+      <w:r>
+        <w:rPr>
+          <w:sz w:val="22"/>
+          <w:szCs w:val="22"/>
+        </w:rPr>
+        <w:t>is</w:t>
+      </w:r>
+      <w:proofErr w:type="gramEnd"/>
+      <w:r>
+        <w:rPr>
+          <w:sz w:val="22"/>
+          <w:szCs w:val="22"/>
+        </w:rPr>
+        <w:t xml:space="preserve"> a web-based application proposed to simplify the organisation of events and provide useful summaries of event-related information. Event coordination often involves publishing details, collecting registrations, maintaining participant lists, sharing updates, and preparing reports. When these activities are handled through separate tools, organisers may experience duplicated information, delayed communication, and additional manual effort. The portal brings key event-management activities into one organised system. Participants can browse event details and register for events where registration is enabled. Organisers can maintain event information and review participant records, while administrators can oversee the functions assigned to their role. The analytical component summarises stored information such as event counts, registrations by event or category, and attendance totals when attendance data is available. The project follows a layered application design that separates the user interface, application logic, and data storage. The proposed implementation can use common web technologies, a server-side API, and a relational database. Testing should cover event listing, event creation, registration workflows, access permissions, and the consistency of analytical results. The portal provides a foundation that can be extended with notifications, calendar integration, QR-based attendance, and additional reporting. The final report and screenshots should be aligned with the features actually implemented by the team.</w:t>
       </w:r>
     </w:p>
     <w:p>
@@ -4666,7 +4929,23 @@
           <w:sz w:val="20"/>
           <w:szCs w:val="20"/>
         </w:rPr>
-        <w:t xml:space="preserve"> is designed as a centralized platform for managing and monitoring events in an organized manner. The main purpose of the portal is to bring different event-related activities into a single system. Instead of depending on separate records, messages, spreadsheets, or manual communication, the portal provides a structured environment where event information can be maintained and accessed easily.</w:t>
+        <w:t xml:space="preserve"> </w:t>
+      </w:r>
+      <w:proofErr w:type="gramStart"/>
+      <w:r>
+        <w:rPr>
+          <w:sz w:val="20"/>
+          <w:szCs w:val="20"/>
+        </w:rPr>
+        <w:t>is</w:t>
+      </w:r>
+      <w:proofErr w:type="gramEnd"/>
+      <w:r>
+        <w:rPr>
+          <w:sz w:val="20"/>
+          <w:szCs w:val="20"/>
+        </w:rPr>
+        <w:t xml:space="preserve"> designed as a centralized platform for managing and monitoring events in an organized manner. The main purpose of the portal is to bring different event-related activities into a single system. Instead of depending on separate records, messages, spreadsheets, or manual communication, the portal provides a structured environment where event information can be maintained and accessed easily.</w:t>
       </w:r>
     </w:p>
     <w:p>
@@ -4700,7 +4979,23 @@
           <w:sz w:val="20"/>
           <w:szCs w:val="20"/>
         </w:rPr>
-        <w:t>Another important aspect of the project is the analytical component. Event management does not only involve organizing an event; it also involves understanding how the event performs. Information related to registrations, participation, event categories, attendance, and other available records can be analyzed to provide useful insights. Such analysis can help organizers understand participation patterns and make better decisions for future events.</w:t>
+        <w:t xml:space="preserve">Another important aspect of the project is the analytical component. Event management does not only involve organizing an event; it also involves understanding how the event performs. Information related to registrations, participation, event categories, attendance, and other available records can be </w:t>
+      </w:r>
+      <w:proofErr w:type="spellStart"/>
+      <w:r>
+        <w:rPr>
+          <w:sz w:val="20"/>
+          <w:szCs w:val="20"/>
+        </w:rPr>
+        <w:t>analyzed</w:t>
+      </w:r>
+      <w:proofErr w:type="spellEnd"/>
+      <w:r>
+        <w:rPr>
+          <w:sz w:val="20"/>
+          <w:szCs w:val="20"/>
+        </w:rPr>
+        <w:t xml:space="preserve"> to provide useful insights. Such analysis can help organizers understand participation patterns and make better decisions for future events.</w:t>
       </w:r>
     </w:p>
     <w:p>
@@ -4798,7 +5093,23 @@
           <w:sz w:val="20"/>
           <w:szCs w:val="20"/>
         </w:rPr>
-        <w:t xml:space="preserve"> provides a structured approach to event organization and analysis. It helps reduce manual effort, improves information management, supports better communication, and provides an organized way to understand event-related data.</w:t>
+        <w:t xml:space="preserve"> </w:t>
+      </w:r>
+      <w:proofErr w:type="gramStart"/>
+      <w:r>
+        <w:rPr>
+          <w:sz w:val="20"/>
+          <w:szCs w:val="20"/>
+        </w:rPr>
+        <w:t>provides</w:t>
+      </w:r>
+      <w:proofErr w:type="gramEnd"/>
+      <w:r>
+        <w:rPr>
+          <w:sz w:val="20"/>
+          <w:szCs w:val="20"/>
+        </w:rPr>
+        <w:t xml:space="preserve"> a structured approach to event organization and analysis. It helps reduce manual effort, improves information management, supports better communication, and provides an organized way to understand event-related data.</w:t>
       </w:r>
     </w:p>
     <w:p>
@@ -4928,7 +5239,23 @@
           <w:sz w:val="20"/>
           <w:szCs w:val="20"/>
         </w:rPr>
-        <w:t>A further limitation of manual systems is the difficulty of analyzing event data. After an event is completed, organizers may want to understand registration trends, participation levels, popular event categories, and other available information. If the data is maintained manually, generating such analysis can require additional time and effort.</w:t>
+        <w:t xml:space="preserve">A further limitation of manual systems is the difficulty of </w:t>
+      </w:r>
+      <w:proofErr w:type="spellStart"/>
+      <w:r>
+        <w:rPr>
+          <w:sz w:val="20"/>
+          <w:szCs w:val="20"/>
+        </w:rPr>
+        <w:t>analyzing</w:t>
+      </w:r>
+      <w:proofErr w:type="spellEnd"/>
+      <w:r>
+        <w:rPr>
+          <w:sz w:val="20"/>
+          <w:szCs w:val="20"/>
+        </w:rPr>
+        <w:t xml:space="preserve"> event data. After an event is completed, organizers may want to understand registration trends, participation levels, popular event categories, and other available information. If the data is maintained manually, generating such analysis can require additional time and effort.</w:t>
       </w:r>
     </w:p>
     <w:p>
@@ -4977,7 +5304,39 @@
           <w:sz w:val="20"/>
           <w:szCs w:val="20"/>
         </w:rPr>
-        <w:t xml:space="preserve"> is proposed to address these issues by providing a single platform for managing event information and analyzing event-related data. The system aims to reduce manual work, improve data organization, and make event management more efficient</w:t>
+        <w:t xml:space="preserve"> </w:t>
+      </w:r>
+      <w:proofErr w:type="gramStart"/>
+      <w:r>
+        <w:rPr>
+          <w:sz w:val="20"/>
+          <w:szCs w:val="20"/>
+        </w:rPr>
+        <w:t>is</w:t>
+      </w:r>
+      <w:proofErr w:type="gramEnd"/>
+      <w:r>
+        <w:rPr>
+          <w:sz w:val="20"/>
+          <w:szCs w:val="20"/>
+        </w:rPr>
+        <w:t xml:space="preserve"> proposed to address these issues by providing a single platform for managing event information and </w:t>
+      </w:r>
+      <w:proofErr w:type="spellStart"/>
+      <w:r>
+        <w:rPr>
+          <w:sz w:val="20"/>
+          <w:szCs w:val="20"/>
+        </w:rPr>
+        <w:t>analyzing</w:t>
+      </w:r>
+      <w:proofErr w:type="spellEnd"/>
+      <w:r>
+        <w:rPr>
+          <w:sz w:val="20"/>
+          <w:szCs w:val="20"/>
+        </w:rPr>
+        <w:t xml:space="preserve"> event-related data. The system aims to reduce manual work, improve data organization, and make event management more efficient</w:t>
       </w:r>
     </w:p>
     <w:p>
@@ -5014,7 +5373,15 @@
         <w:t>Event Management and Analytical Portal</w:t>
       </w:r>
       <w:r>
-        <w:t xml:space="preserve"> covers the major activities involved in organizing, maintaining, monitoring, and analyzing events through a centralized application.</w:t>
+        <w:t xml:space="preserve"> covers the major activities involved in organizing, maintaining, monitoring, and </w:t>
+      </w:r>
+      <w:proofErr w:type="spellStart"/>
+      <w:r>
+        <w:t>analyzing</w:t>
+      </w:r>
+      <w:proofErr w:type="spellEnd"/>
+      <w:r>
+        <w:t xml:space="preserve"> events through a centralized application.</w:t>
       </w:r>
     </w:p>
     <w:p>
@@ -5494,7 +5861,15 @@
         <w:t>Event Management and Analytical Portal</w:t>
       </w:r>
       <w:r>
-        <w:t xml:space="preserve"> is important because event management involves multiple activities that need to be coordinated properly. When these activities are performed manually, organizers may spend significant time maintaining records, communicating information, and tracking participation.</w:t>
+        <w:t xml:space="preserve"> </w:t>
+      </w:r>
+      <w:proofErr w:type="gramStart"/>
+      <w:r>
+        <w:t>is</w:t>
+      </w:r>
+      <w:proofErr w:type="gramEnd"/>
+      <w:r>
+        <w:t xml:space="preserve"> important because event management involves multiple activities that need to be coordinated properly. When these activities are performed manually, organizers may spend significant time maintaining records, communicating information, and tracking participation.</w:t>
       </w:r>
     </w:p>
     <w:p>
@@ -5681,7 +6056,15 @@
         <w:t>Event Management and Analytical Portal</w:t>
       </w:r>
       <w:r>
-        <w:t xml:space="preserve"> is intended for different users who are involved in organizing, participating in, or monitoring events.</w:t>
+        <w:t xml:space="preserve"> </w:t>
+      </w:r>
+      <w:proofErr w:type="gramStart"/>
+      <w:r>
+        <w:t>is</w:t>
+      </w:r>
+      <w:proofErr w:type="gramEnd"/>
+      <w:r>
+        <w:t xml:space="preserve"> intended for different users who are involved in organizing, participating in, or monitoring events.</w:t>
       </w:r>
     </w:p>
     <w:p>
@@ -5930,7 +6313,15 @@
         <w:t>Event Management and Analytical Portal</w:t>
       </w:r>
       <w:r>
-        <w:t xml:space="preserve"> therefore serves as a common platform connecting event organizers, participants, and other authorized users while providing an organized approach to event management and analysis.</w:t>
+        <w:t xml:space="preserve"> therefore </w:t>
+      </w:r>
+      <w:proofErr w:type="gramStart"/>
+      <w:r>
+        <w:t>serves</w:t>
+      </w:r>
+      <w:proofErr w:type="gramEnd"/>
+      <w:r>
+        <w:t xml:space="preserve"> as a common platform connecting event organizers, participants, and other authorized users while providing an organized approach to event management and analysis.</w:t>
       </w:r>
     </w:p>
     <w:p/>
@@ -5970,7 +6361,15 @@
     </w:p>
     <w:p>
       <w:r>
-        <w:t>The development environment demands moderate to high-end configurations because developers frequently run multiple applications such as integrated development environments (IDEs), database servers, browsers, local web servers, and testing tools simultaneously. The processor should ideally be an Intel Core i5 or higher or an equivalent AMD Ryzen 5 with at least 2.4 GHz base speed to ensure smooth compilation, application execution, and server processing. A multi-core processor significantly improves performance when handling concurrent requests, running database services, or testing multiple user sessions.</w:t>
+        <w:t xml:space="preserve">The development environment demands moderate to high-end configurations because developers frequently run multiple applications such as integrated development environments (IDEs), database servers, browsers, local web servers, and testing tools simultaneously. The processor should ideally be an Intel Core i5 or higher or an equivalent AMD </w:t>
+      </w:r>
+      <w:proofErr w:type="spellStart"/>
+      <w:r>
+        <w:t>Ryzen</w:t>
+      </w:r>
+      <w:proofErr w:type="spellEnd"/>
+      <w:r>
+        <w:t xml:space="preserve"> 5 with at least 2.4 GHz base speed to ensure smooth compilation, application execution, and server processing. A multi-core processor significantly improves performance when handling concurrent requests, running database services, or testing multiple user sessions.</w:t>
       </w:r>
     </w:p>
     <w:p>
@@ -6054,7 +6453,15 @@
     </w:p>
     <w:p>
       <w:r>
-        <w:t>The integrated graphics available in modern processors are typically sufficient because the Event Management and Analytical Portal does not involve intensive 3D rendering. Additional peripherals such as a keyboard, mouse, external storage devices, headphones, and a webcam may be used depending on the development and communication requirements of the team. These devices support smooth workflow, documentation, online meetings, and collaborative development.</w:t>
+        <w:t xml:space="preserve">The integrated graphics available in modern processors are typically sufficient because the Event Management and Analytical Portal </w:t>
+      </w:r>
+      <w:proofErr w:type="gramStart"/>
+      <w:r>
+        <w:t>does</w:t>
+      </w:r>
+      <w:proofErr w:type="gramEnd"/>
+      <w:r>
+        <w:t xml:space="preserve"> not involve intensive 3D rendering. Additional peripherals such as a keyboard, mouse, external storage devices, headphones, and a webcam may be used depending on the development and communication requirements of the team. These devices support smooth workflow, documentation, online meetings, and collaborative development.</w:t>
       </w:r>
     </w:p>
     <w:p>
@@ -6272,6 +6679,7 @@
       <w:r>
         <w:t xml:space="preserve">. Passwords should be stored securely using hashing mechanisms such as </w:t>
       </w:r>
+      <w:proofErr w:type="spellStart"/>
       <w:r>
         <w:rPr>
           <w:b/>
@@ -6279,6 +6687,7 @@
         </w:rPr>
         <w:t>bcrypt</w:t>
       </w:r>
+      <w:proofErr w:type="spellEnd"/>
       <w:r>
         <w:t xml:space="preserve"> rather than storing passwords directly.</w:t>
       </w:r>
@@ -6295,7 +6704,15 @@
         <w:t>Postman</w:t>
       </w:r>
       <w:r>
-        <w:t xml:space="preserve"> can be used for API testing to verify request and response operations. Browser developer tools can be used to inspect frontend behavior, identify errors, and test responsive layouts. Automated testing frameworks can also be used to verify important application functions.</w:t>
+        <w:t xml:space="preserve"> can be used for API testing to verify request and response operations. Browser developer tools can be used to inspect frontend </w:t>
+      </w:r>
+      <w:proofErr w:type="spellStart"/>
+      <w:r>
+        <w:t>behavior</w:t>
+      </w:r>
+      <w:proofErr w:type="spellEnd"/>
+      <w:r>
+        <w:t>, identify errors, and test responsive layouts. Automated testing frameworks can also be used to verify important application functions.</w:t>
       </w:r>
     </w:p>
     <w:p>
@@ -6337,8 +6754,17 @@
           <w:b/>
           <w:bCs/>
         </w:rPr>
-        <w:t>MySQL Workbench, phpMyAdmin, or pgAdmin</w:t>
-      </w:r>
+        <w:t xml:space="preserve">MySQL Workbench, phpMyAdmin, or </w:t>
+      </w:r>
+      <w:proofErr w:type="spellStart"/>
+      <w:r>
+        <w:rPr>
+          <w:b/>
+          <w:bCs/>
+        </w:rPr>
+        <w:t>pgAdmin</w:t>
+      </w:r>
+      <w:proofErr w:type="spellEnd"/>
       <w:r>
         <w:t xml:space="preserve"> can be used depending on the selected database system. These tools allow developers to create tables, execute SQL queries, inspect records, manage relationships, and perform database backups.</w:t>
       </w:r>
@@ -6428,7 +6854,23 @@
         <w:t>CSS3</w:t>
       </w:r>
       <w:r>
-        <w:t xml:space="preserve"> is used for styling and visual enhancement. It provides control over layouts, colors, fonts, spacing, borders, animations, and responsive behavior. Features such as Flexbox, Grid, transitions, and media queries can be used to create interfaces that adapt to desktops, tablets, and smartphones.</w:t>
+        <w:t xml:space="preserve"> is used for styling and visual enhancement. It provides control over layouts, </w:t>
+      </w:r>
+      <w:proofErr w:type="spellStart"/>
+      <w:r>
+        <w:t>colors</w:t>
+      </w:r>
+      <w:proofErr w:type="spellEnd"/>
+      <w:r>
+        <w:t xml:space="preserve">, fonts, spacing, borders, animations, and responsive </w:t>
+      </w:r>
+      <w:proofErr w:type="spellStart"/>
+      <w:r>
+        <w:t>behavior</w:t>
+      </w:r>
+      <w:proofErr w:type="spellEnd"/>
+      <w:r>
+        <w:t>. Features such as Flexbox, Grid, transitions, and media queries can be used to create interfaces that adapt to desktops, tablets, and smartphones.</w:t>
       </w:r>
     </w:p>
     <w:p>
@@ -6536,7 +6978,15 @@
         <w:t>MySQL or PostgreSQL</w:t>
       </w:r>
       <w:r>
-        <w:t xml:space="preserve"> for storing structured information. Database management tools such as MySQL Workbench or pgAdmin can be used to create tables, relationships, queries, indexes, and backups. Proper database design ensures that information related to users, events, registrations, attendance, feedback, and analytics is stored efficiently.</w:t>
+        <w:t xml:space="preserve"> for storing structured information. Database management tools such as MySQL Workbench or </w:t>
+      </w:r>
+      <w:proofErr w:type="spellStart"/>
+      <w:r>
+        <w:t>pgAdmin</w:t>
+      </w:r>
+      <w:proofErr w:type="spellEnd"/>
+      <w:r>
+        <w:t xml:space="preserve"> can be used to create tables, relationships, queries, indexes, and backups. Proper database design ensures that information related to users, events, registrations, attendance, feedback, and analytics is stored efficiently.</w:t>
       </w:r>
     </w:p>
     <w:p>
@@ -6608,7 +7058,15 @@
         <w:t>Google Chrome or Mozilla Firefox</w:t>
       </w:r>
       <w:r>
-        <w:t xml:space="preserve"> are used for debugging frontend issues. They allow developers to inspect HTML and CSS elements, monitor network requests, check console errors, analyze page performance, and test responsive layouts.</w:t>
+        <w:t xml:space="preserve"> are used for debugging frontend issues. They allow developers to inspect HTML and CSS elements, monitor network requests, check console errors, </w:t>
+      </w:r>
+      <w:proofErr w:type="spellStart"/>
+      <w:r>
+        <w:t>analyze</w:t>
+      </w:r>
+      <w:proofErr w:type="spellEnd"/>
+      <w:r>
+        <w:t xml:space="preserve"> page performance, and test responsive layouts.</w:t>
       </w:r>
     </w:p>
     <w:p>
@@ -6616,6 +7074,7 @@
         <w:lastRenderedPageBreak/>
         <w:t xml:space="preserve">For package management and dependency installation, tools such as </w:t>
       </w:r>
+      <w:proofErr w:type="spellStart"/>
       <w:r>
         <w:rPr>
           <w:b/>
@@ -6623,6 +7082,7 @@
         </w:rPr>
         <w:t>npm</w:t>
       </w:r>
+      <w:proofErr w:type="spellEnd"/>
       <w:r>
         <w:t xml:space="preserve"> can be used with Node.js projects. These tools make it easier to install and manage external libraries and frameworks required by the application.</w:t>
       </w:r>
@@ -6696,7 +7156,15 @@
         <w:t>CSS3</w:t>
       </w:r>
       <w:r>
-        <w:t xml:space="preserve"> is used to design and style the user interface. It controls the appearance of pages, including colors, fonts, spacing, layouts, borders, buttons, cards, and responsive elements. CSS features such as Flexbox, Grid, transitions, and media queries can be used to create an attractive and responsive interface. The responsive design ensures that the portal can be accessed from desktops, laptops, tablets, and smartphones without affecting usability.</w:t>
+        <w:t xml:space="preserve"> is used to design and style the user interface. It controls the appearance of pages, including </w:t>
+      </w:r>
+      <w:proofErr w:type="spellStart"/>
+      <w:r>
+        <w:t>colors</w:t>
+      </w:r>
+      <w:proofErr w:type="spellEnd"/>
+      <w:r>
+        <w:t>, fonts, spacing, layouts, borders, buttons, cards, and responsive elements. CSS features such as Flexbox, Grid, transitions, and media queries can be used to create an attractive and responsive interface. The responsive design ensures that the portal can be accessed from desktops, laptops, tablets, and smartphones without affecting usability.</w:t>
       </w:r>
     </w:p>
     <w:p>
@@ -6739,7 +7207,15 @@
         <w:t>React.js</w:t>
       </w:r>
       <w:r>
-        <w:t xml:space="preserve"> can be implemented to develop reusable components. Components such as event cards, navigation bars, registration forms, dashboards, tables, charts, and notification panels can be developed independently and reused across different pages. React's component-based structure also makes the application easier to maintain and extend.</w:t>
+        <w:t xml:space="preserve"> can be implemented to develop reusable components. Components such as event cards, navigation bars, registration forms, dashboards, tables, charts, and notification panels can be developed independently and reused across different pages. </w:t>
+      </w:r>
+      <w:proofErr w:type="spellStart"/>
+      <w:r>
+        <w:t>React's</w:t>
+      </w:r>
+      <w:proofErr w:type="spellEnd"/>
+      <w:r>
+        <w:t xml:space="preserve"> component-based structure also makes the application easier to maintain and extend.</w:t>
       </w:r>
     </w:p>
     <w:p>
@@ -6968,8 +7444,17 @@
           <w:b/>
           <w:bCs/>
         </w:rPr>
-        <w:t>MySQL Workbench or pgAdmin</w:t>
-      </w:r>
+        <w:t xml:space="preserve">MySQL Workbench or </w:t>
+      </w:r>
+      <w:proofErr w:type="spellStart"/>
+      <w:r>
+        <w:rPr>
+          <w:b/>
+          <w:bCs/>
+        </w:rPr>
+        <w:t>pgAdmin</w:t>
+      </w:r>
+      <w:proofErr w:type="spellEnd"/>
       <w:r>
         <w:t xml:space="preserve"> can be used to create and maintain the database. These tools allow developers to create tables, execute SQL queries, inspect records, establish relationships, and perform backups.</w:t>
       </w:r>
@@ -7244,7 +7729,7 @@
           </mc:Choice>
           <mc:Fallback>
             <w:pict>
-              <v:rect w14:anchorId="6EADB516" id="Rectangle 25" o:spid="_x0000_s1026" alt="Generated image: Event Management Portal Architecture" style="width:23.8pt;height:23.8pt;visibility:visible;mso-wrap-style:square;mso-left-percent:-10001;mso-top-percent:-10001;mso-position-horizontal:absolute;mso-position-horizontal-relative:char;mso-position-vertical:absolute;mso-position-vertical-relative:line;mso-left-percent:-10001;mso-top-percent:-10001;v-text-anchor:top" o:gfxdata="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" filled="f" stroked="f">
+              <v:rect w14:anchorId="6698913E" id="Rectangle 25" o:spid="_x0000_s1026" alt="Generated image: Event Management Portal Architecture" style="width:23.8pt;height:23.8pt;visibility:visible;mso-wrap-style:square;mso-left-percent:-10001;mso-top-percent:-10001;mso-position-horizontal:absolute;mso-position-horizontal-relative:char;mso-position-vertical:absolute;mso-position-vertical-relative:line;mso-left-percent:-10001;mso-top-percent:-10001;v-text-anchor:top" o:gfxdata="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" filled="f" stroked="f">
                 <o:lock v:ext="edit" aspectratio="t"/>
                 <w10:anchorlock/>
               </v:rect>
@@ -7315,7 +7800,7 @@
           </mc:Choice>
           <mc:Fallback>
             <w:pict>
-              <v:rect w14:anchorId="3BB25C87" id="Rectangle 26" o:spid="_x0000_s1026" alt="Generated image: Event Management Portal Architecture" style="width:23.8pt;height:23.8pt;visibility:visible;mso-wrap-style:square;mso-left-percent:-10001;mso-top-percent:-10001;mso-position-horizontal:absolute;mso-position-horizontal-relative:char;mso-position-vertical:absolute;mso-position-vertical-relative:line;mso-left-percent:-10001;mso-top-percent:-10001;v-text-anchor:top" o:gfxdata="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" filled="f" stroked="f">
+              <v:rect w14:anchorId="70A6E043" id="Rectangle 26" o:spid="_x0000_s1026" alt="Generated image: Event Management Portal Architecture" style="width:23.8pt;height:23.8pt;visibility:visible;mso-wrap-style:square;mso-left-percent:-10001;mso-top-percent:-10001;mso-position-horizontal:absolute;mso-position-horizontal-relative:char;mso-position-vertical:absolute;mso-position-vertical-relative:line;mso-left-percent:-10001;mso-top-percent:-10001;v-text-anchor:top" o:gfxdata="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" filled="f" stroked="f">
                 <o:lock v:ext="edit" aspectratio="t"/>
                 <w10:anchorlock/>
               </v:rect>
@@ -7386,7 +7871,7 @@
           </mc:Choice>
           <mc:Fallback>
             <w:pict>
-              <v:rect w14:anchorId="5BFDCCDF" id="AutoShape 4" o:spid="_x0000_s1026" alt="Event Management Portal Architecture" style="width:23.8pt;height:23.8pt;visibility:visible;mso-wrap-style:square;mso-left-percent:-10001;mso-top-percent:-10001;mso-position-horizontal:absolute;mso-position-horizontal-relative:char;mso-position-vertical:absolute;mso-position-vertical-relative:line;mso-left-percent:-10001;mso-top-percent:-10001;v-text-anchor:top" o:gfxdata="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" filled="f" stroked="f">
+              <v:rect w14:anchorId="37B314CD" id="AutoShape 4" o:spid="_x0000_s1026" alt="Event Management Portal Architecture" style="width:23.8pt;height:23.8pt;visibility:visible;mso-wrap-style:square;mso-left-percent:-10001;mso-top-percent:-10001;mso-position-horizontal:absolute;mso-position-horizontal-relative:char;mso-position-vertical:absolute;mso-position-vertical-relative:line;mso-left-percent:-10001;mso-top-percent:-10001;v-text-anchor:top" o:gfxdata="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" filled="f" stroked="f">
                 <o:lock v:ext="edit" aspectratio="t"/>
                 <w10:anchorlock/>
               </v:rect>
@@ -7447,7 +7932,15 @@
     </w:p>
     <w:p>
       <w:r>
-        <w:t>The Event Management and Analytical Portal follows a layered architecture in which each layer is responsible for a specific part of the system. The separation of responsibilities makes the application easier to develop, test, maintain, and extend. The major layers of the system include the presentation layer, application or backend layer, database layer, analytics layer, and external services layer.</w:t>
+        <w:t xml:space="preserve">The Event Management and Analytical Portal </w:t>
+      </w:r>
+      <w:proofErr w:type="gramStart"/>
+      <w:r>
+        <w:t>follows</w:t>
+      </w:r>
+      <w:proofErr w:type="gramEnd"/>
+      <w:r>
+        <w:t xml:space="preserve"> a layered architecture in which each layer is responsible for a specific part of the system. The separation of responsibilities makes the application easier to develop, test, maintain, and extend. The major layers of the system include the presentation layer, application or backend layer, database layer, analytics layer, and external services layer.</w:t>
       </w:r>
     </w:p>
     <w:p>
@@ -7624,7 +8117,15 @@
     </w:p>
     <w:p>
       <w:r>
-        <w:t>For example, an organizer can compare the number of registrations for different events and analyze attendance levels. The analytical dashboard can therefore provide a clear overview of event participation and performance.</w:t>
+        <w:t xml:space="preserve">For example, an organizer can compare the number of registrations for different events and </w:t>
+      </w:r>
+      <w:proofErr w:type="spellStart"/>
+      <w:r>
+        <w:t>analyze</w:t>
+      </w:r>
+      <w:proofErr w:type="spellEnd"/>
+      <w:r>
+        <w:t xml:space="preserve"> attendance levels. The analytical dashboard can therefore provide a clear overview of event participation and performance.</w:t>
       </w:r>
     </w:p>
     <w:p>
@@ -7681,7 +8182,15 @@
     </w:p>
     <w:p>
       <w:r>
-        <w:t>The deployment architecture describes how the Event Management and Analytical Portal is configured and made available for actual use. The application can be developed and tested in a local environment before being deployed to a production environment.</w:t>
+        <w:t xml:space="preserve">The deployment architecture describes how the Event Management and Analytical Portal </w:t>
+      </w:r>
+      <w:proofErr w:type="gramStart"/>
+      <w:r>
+        <w:t>is</w:t>
+      </w:r>
+      <w:proofErr w:type="gramEnd"/>
+      <w:r>
+        <w:t xml:space="preserve"> configured and made available for actual use. The application can be developed and tested in a local environment before being deployed to a production environment.</w:t>
       </w:r>
     </w:p>
     <w:p>
@@ -11182,12 +11691,28 @@
     </w:p>
     <w:p>
       <w:r>
-        <w:t>Database tools such as MySQL Workbench or pgAdmin can be used to verify whether information submitted through the application is correctly stored in the database.</w:t>
-      </w:r>
-    </w:p>
-    <w:p>
-      <w:r>
-        <w:t>For example, after a participant registers for an event, the corresponding registration record can be checked in the database.</w:t>
+        <w:t xml:space="preserve">Database tools such as MySQL Workbench or </w:t>
+      </w:r>
+      <w:proofErr w:type="spellStart"/>
+      <w:r>
+        <w:t>pgAdmin</w:t>
+      </w:r>
+      <w:proofErr w:type="spellEnd"/>
+      <w:r>
+        <w:t xml:space="preserve"> can be used to verify whether information submitted through the application is correctly stored in the database.</w:t>
+      </w:r>
+    </w:p>
+    <w:p>
+      <w:r>
+        <w:t xml:space="preserve">For example, after a </w:t>
+      </w:r>
+      <w:proofErr w:type="gramStart"/>
+      <w:r>
+        <w:t>participant registers</w:t>
+      </w:r>
+      <w:proofErr w:type="gramEnd"/>
+      <w:r>
+        <w:t xml:space="preserve"> for an event, the corresponding registration record can be checked in the database.</w:t>
       </w:r>
     </w:p>
     <w:p>
@@ -12718,8 +13243,13 @@
       </w:r>
     </w:p>
     <w:p>
-      <w:r>
-        <w:t>npm install</w:t>
+      <w:proofErr w:type="spellStart"/>
+      <w:r>
+        <w:t>npm</w:t>
+      </w:r>
+      <w:proofErr w:type="spellEnd"/>
+      <w:r>
+        <w:t xml:space="preserve"> install</w:t>
       </w:r>
     </w:p>
     <w:p>
@@ -12775,7 +13305,15 @@
     </w:p>
     <w:p>
       <w:r>
-        <w:t>Sensitive configuration information such as database credentials, API keys, authentication secrets, and server configuration values are stored using environment variables.</w:t>
+        <w:t xml:space="preserve">Sensitive configuration information such as database credentials, API keys, authentication secrets, and server configuration values </w:t>
+      </w:r>
+      <w:proofErr w:type="gramStart"/>
+      <w:r>
+        <w:t>are</w:t>
+      </w:r>
+      <w:proofErr w:type="gramEnd"/>
+      <w:r>
+        <w:t xml:space="preserve"> stored using environment variables.</w:t>
       </w:r>
     </w:p>
     <w:p>
@@ -13295,8 +13833,18 @@
       </w:r>
     </w:p>
     <w:p>
-      <w:r>
-        <w:t>A .gitignore file can be used to prevent sensitive configuration files and unnecessary dependencies from being uploaded to GitHub.</w:t>
+      <w:proofErr w:type="gramStart"/>
+      <w:r>
+        <w:t>A .</w:t>
+      </w:r>
+      <w:proofErr w:type="spellStart"/>
+      <w:r>
+        <w:t>gitignore</w:t>
+      </w:r>
+      <w:proofErr w:type="spellEnd"/>
+      <w:proofErr w:type="gramEnd"/>
+      <w:r>
+        <w:t xml:space="preserve"> file can be used to prevent sensitive configuration files and unnecessary dependencies from being uploaded to GitHub.</w:t>
       </w:r>
     </w:p>
     <w:p>
@@ -14507,7 +15055,15 @@
         <w:ind w:left="-5" w:right="38"/>
       </w:pPr>
       <w:r>
-        <w:t>Although the Event Management and Analytical Portal provides the major required functionalities, certain limitations remain.</w:t>
+        <w:t xml:space="preserve">Although the Event Management and Analytical Portal </w:t>
+      </w:r>
+      <w:proofErr w:type="gramStart"/>
+      <w:r>
+        <w:t>provides</w:t>
+      </w:r>
+      <w:proofErr w:type="gramEnd"/>
+      <w:r>
+        <w:t xml:space="preserve"> the major required functionalities, certain limitations remain.</w:t>
       </w:r>
     </w:p>
     <w:p>
@@ -15672,7 +16228,15 @@
     </w:p>
     <w:p>
       <w:r>
-        <w:t>The Event Management and Analytical Portal was designed to provide a centralized platform for managing events and the information associated with them.</w:t>
+        <w:t xml:space="preserve">The Event Management and Analytical Portal </w:t>
+      </w:r>
+      <w:proofErr w:type="gramStart"/>
+      <w:r>
+        <w:t>was</w:t>
+      </w:r>
+      <w:proofErr w:type="gramEnd"/>
+      <w:r>
+        <w:t xml:space="preserve"> designed to provide a centralized platform for managing events and the information associated with them.</w:t>
       </w:r>
     </w:p>
     <w:p>
@@ -16153,7 +16717,15 @@
     </w:p>
     <w:p>
       <w:r>
-        <w:t>In conclusion, the Event Management and Analytical Portal successfully demonstrates the application of web development, database management, API integration, authentication, testing, deployment, and data analytics concepts in a practical project. The system provides a structured platform for managing events and analysing event-related information while also providing a foundation for future enhancements such as mobile applications, QR-based attendance, advanced analytics, automated notifications, payment integration, and AI-based recommendations.</w:t>
+        <w:t xml:space="preserve">In conclusion, the Event Management and Analytical Portal successfully </w:t>
+      </w:r>
+      <w:proofErr w:type="gramStart"/>
+      <w:r>
+        <w:t>demonstrates</w:t>
+      </w:r>
+      <w:proofErr w:type="gramEnd"/>
+      <w:r>
+        <w:t xml:space="preserve"> the application of web development, database management, API integration, authentication, testing, deployment, and data analytics concepts in a practical project. The system provides a structured platform for managing events and analysing event-related information while also providing a foundation for future enhancements such as mobile applications, QR-based attendance, advanced analytics, automated notifications, payment integration, and AI-based recommendations.</w:t>
       </w:r>
     </w:p>
     <w:p/>
@@ -16350,7 +16922,15 @@
         <w:t xml:space="preserve">Software Engineering: A Practitioner’s Approach </w:t>
       </w:r>
       <w:r>
-        <w:t>(8th ed.). McGrawHill Education.</w:t>
+        <w:t xml:space="preserve">(8th ed.). </w:t>
+      </w:r>
+      <w:proofErr w:type="spellStart"/>
+      <w:r>
+        <w:t>McGrawHill</w:t>
+      </w:r>
+      <w:proofErr w:type="spellEnd"/>
+      <w:r>
+        <w:t xml:space="preserve"> Education.</w:t>
       </w:r>
     </w:p>
     <w:p>
@@ -16402,7 +16982,21 @@
         <w:rPr>
           <w:i/>
         </w:rPr>
-        <w:t>JavaScript and JQuery: Interactive Front-End Web Development</w:t>
+        <w:t xml:space="preserve">JavaScript and </w:t>
+      </w:r>
+      <w:proofErr w:type="spellStart"/>
+      <w:r>
+        <w:rPr>
+          <w:i/>
+        </w:rPr>
+        <w:t>JQuery</w:t>
+      </w:r>
+      <w:proofErr w:type="spellEnd"/>
+      <w:r>
+        <w:rPr>
+          <w:i/>
+        </w:rPr>
+        <w:t>: Interactive Front-End Web Development</w:t>
       </w:r>
       <w:r>
         <w:t>. Wiley.</w:t>
@@ -16488,8 +17082,13 @@
       <w:pPr>
         <w:ind w:left="-5" w:right="38"/>
       </w:pPr>
-      <w:r>
-        <w:t xml:space="preserve">FreeCodeCamp. (2025). </w:t>
+      <w:proofErr w:type="spellStart"/>
+      <w:r>
+        <w:t>FreeCodeCamp</w:t>
+      </w:r>
+      <w:proofErr w:type="spellEnd"/>
+      <w:r>
+        <w:t xml:space="preserve">. (2025). </w:t>
       </w:r>
       <w:r>
         <w:rPr>
@@ -16514,8 +17113,13 @@
         <w:ind w:left="-5" w:right="0"/>
         <w:jc w:val="left"/>
       </w:pPr>
-      <w:r>
-        <w:t>GeeksforGeeks.</w:t>
+      <w:proofErr w:type="spellStart"/>
+      <w:r>
+        <w:t>GeeksforGeeks</w:t>
+      </w:r>
+      <w:proofErr w:type="spellEnd"/>
+      <w:r>
+        <w:t>.</w:t>
       </w:r>
       <w:r>
         <w:tab/>
@@ -16585,8 +17189,13 @@
         <w:ind w:left="-5" w:right="0"/>
         <w:jc w:val="left"/>
       </w:pPr>
-      <w:r>
-        <w:t>Tutorialspoint.</w:t>
+      <w:proofErr w:type="spellStart"/>
+      <w:r>
+        <w:t>Tutorialspoint</w:t>
+      </w:r>
+      <w:proofErr w:type="spellEnd"/>
+      <w:r>
+        <w:t>.</w:t>
       </w:r>
       <w:r>
         <w:tab/>
@@ -16747,8 +17356,13 @@
       <w:pPr>
         <w:ind w:left="-5" w:right="38"/>
       </w:pPr>
-      <w:r>
-        <w:t xml:space="preserve">Unsplash API. (2025). </w:t>
+      <w:proofErr w:type="spellStart"/>
+      <w:r>
+        <w:t>Unsplash</w:t>
+      </w:r>
+      <w:proofErr w:type="spellEnd"/>
+      <w:r>
+        <w:t xml:space="preserve"> API. (2025). </w:t>
       </w:r>
       <w:r>
         <w:rPr>
@@ -16772,8 +17386,13 @@
         <w:spacing w:after="2" w:line="655" w:lineRule="auto"/>
         <w:ind w:left="-5" w:right="38"/>
       </w:pPr>
-      <w:r>
-        <w:t xml:space="preserve">OpenWeatherMap. (2025). </w:t>
+      <w:proofErr w:type="spellStart"/>
+      <w:r>
+        <w:t>OpenWeatherMap</w:t>
+      </w:r>
+      <w:proofErr w:type="spellEnd"/>
+      <w:r>
+        <w:t xml:space="preserve">. (2025). </w:t>
       </w:r>
       <w:r>
         <w:rPr>
@@ -16791,8 +17410,13 @@
         </w:rPr>
         <w:t xml:space="preserve">https://openweathermap.org/api </w:t>
       </w:r>
-      <w:r>
-        <w:t xml:space="preserve">RapidAPI Hub. (2025). </w:t>
+      <w:proofErr w:type="spellStart"/>
+      <w:r>
+        <w:t>RapidAPI</w:t>
+      </w:r>
+      <w:proofErr w:type="spellEnd"/>
+      <w:r>
+        <w:t xml:space="preserve"> Hub. (2025). </w:t>
       </w:r>
       <w:r>
         <w:rPr>
@@ -17304,8 +17928,13 @@
       </w:r>
     </w:p>
     <w:p>
-      <w:r>
-        <w:t>npm install</w:t>
+      <w:proofErr w:type="spellStart"/>
+      <w:r>
+        <w:t>npm</w:t>
+      </w:r>
+      <w:proofErr w:type="spellEnd"/>
+      <w:r>
+        <w:t xml:space="preserve"> install</w:t>
       </w:r>
     </w:p>
     <w:p>
@@ -17404,8 +18033,13 @@
       </w:r>
     </w:p>
     <w:p>
-      <w:r>
-        <w:t>npm start</w:t>
+      <w:proofErr w:type="spellStart"/>
+      <w:r>
+        <w:t>npm</w:t>
+      </w:r>
+      <w:proofErr w:type="spellEnd"/>
+      <w:r>
+        <w:t xml:space="preserve"> start</w:t>
       </w:r>
     </w:p>
     <w:p>
@@ -17435,8 +18069,13 @@
       </w:r>
     </w:p>
     <w:p>
-      <w:r>
-        <w:t>npm run dev</w:t>
+      <w:proofErr w:type="spellStart"/>
+      <w:r>
+        <w:t>npm</w:t>
+      </w:r>
+      <w:proofErr w:type="spellEnd"/>
+      <w:r>
+        <w:t xml:space="preserve"> run dev</w:t>
       </w:r>
     </w:p>
     <w:p>
